--- a/docs/4.1-Instruction for the video player and video-player-chrome-extension.docx
+++ b/docs/4.1-Instruction for the video player and video-player-chrome-extension.docx
@@ -174,7 +174,7 @@
           <w:szCs w:val="24"/>
           <w:rtl w:val="0"/>
         </w:rPr>
-        <w:t xml:space="preserve">Yarn</w:t>
+        <w:t xml:space="preserve">Yarn/npm</w:t>
       </w:r>
     </w:p>
     <w:p>
@@ -326,14 +326,14 @@
         </w:rPr>
         <w:drawing>
           <wp:inline distB="114300" distT="114300" distL="114300" distR="114300">
-            <wp:extent cx="4745353" cy="1102686"/>
+            <wp:extent cx="5943600" cy="1206500"/>
             <wp:effectExtent b="0" l="0" r="0" t="0"/>
-            <wp:docPr id="3" name="image2.png"/>
+            <wp:docPr id="3" name="image1.png"/>
             <a:graphic>
               <a:graphicData uri="http://schemas.openxmlformats.org/drawingml/2006/picture">
                 <pic:pic>
                   <pic:nvPicPr>
-                    <pic:cNvPr id="0" name="image2.png"/>
+                    <pic:cNvPr id="0" name="image1.png"/>
                     <pic:cNvPicPr preferRelativeResize="0"/>
                   </pic:nvPicPr>
                   <pic:blipFill>
@@ -346,7 +346,7 @@
                   <pic:spPr>
                     <a:xfrm>
                       <a:off x="0" y="0"/>
-                      <a:ext cx="4745353" cy="1102686"/>
+                      <a:ext cx="5943600" cy="1206500"/>
                     </a:xfrm>
                     <a:prstGeom prst="rect"/>
                     <a:ln/>
@@ -390,7 +390,7 @@
           <w:szCs w:val="24"/>
           <w:rtl w:val="0"/>
         </w:rPr>
-        <w:t xml:space="preserve">Update the Transcoding_Tool Url</w:t>
+        <w:t xml:space="preserve">Update the Transcoding_Tool public URL with the port at which the transcoding tool is running </w:t>
       </w:r>
     </w:p>
     <w:p>
@@ -1180,12 +1180,12 @@
           <wp:inline distB="114300" distT="114300" distL="114300" distR="114300">
             <wp:extent cx="5943600" cy="444500"/>
             <wp:effectExtent b="0" l="0" r="0" t="0"/>
-            <wp:docPr id="1" name="image1.png"/>
+            <wp:docPr id="1" name="image2.png"/>
             <a:graphic>
               <a:graphicData uri="http://schemas.openxmlformats.org/drawingml/2006/picture">
                 <pic:pic>
                   <pic:nvPicPr>
-                    <pic:cNvPr id="0" name="image1.png"/>
+                    <pic:cNvPr id="0" name="image2.png"/>
                     <pic:cNvPicPr preferRelativeResize="0"/>
                   </pic:nvPicPr>
                   <pic:blipFill>
